--- a/python_oriented_interview/Printout/HR_call_sort.docx
+++ b/python_oriented_interview/Printout/HR_call_sort.docx
@@ -252,36 +252,11 @@
       </w:pPr>
       <w:r>
         <w:rPr>
-          <w:b/>
-          <w:bCs/>
-          <w:sz w:val="20"/>
-          <w:szCs w:val="20"/>
-        </w:rPr>
-        <w:t>Important:</w:t>
-      </w:r>
-      <w:r>
-        <w:rPr>
-          <w:sz w:val="20"/>
-          <w:szCs w:val="20"/>
-        </w:rPr>
-        <w:t xml:space="preserve"> Always keep this consistent with the experience stated on your resume.</w:t>
-      </w:r>
-    </w:p>
-    <w:p>
-      <w:pPr>
-        <w:spacing w:after="0"/>
-        <w:rPr>
-          <w:sz w:val="20"/>
-          <w:szCs w:val="20"/>
-        </w:rPr>
-      </w:pPr>
-      <w:r>
-        <w:rPr>
           <w:sz w:val="20"/>
           <w:szCs w:val="20"/>
         </w:rPr>
         <w:pict w14:anchorId="7F73B8DF">
-          <v:rect id="_x0000_i1055" style="width:0;height:1.5pt" o:hralign="center" o:hrstd="t" o:hr="t" fillcolor="#a0a0a0" stroked="f"/>
+          <v:rect id="_x0000_i1027" style="width:0;height:1.5pt" o:hralign="center" o:hrstd="t" o:hr="t" fillcolor="#a0a0a0" stroked="f"/>
         </w:pict>
       </w:r>
     </w:p>
@@ -335,7 +310,7 @@
           <w:szCs w:val="20"/>
         </w:rPr>
         <w:pict w14:anchorId="7A115733">
-          <v:rect id="_x0000_i1058" style="width:0;height:1.5pt" o:hralign="center" o:hrstd="t" o:hr="t" fillcolor="#a0a0a0" stroked="f"/>
+          <v:rect id="_x0000_i1028" style="width:0;height:1.5pt" o:hralign="center" o:hrstd="t" o:hr="t" fillcolor="#a0a0a0" stroked="f"/>
         </w:pict>
       </w:r>
     </w:p>
@@ -445,7 +420,7 @@
           <w:szCs w:val="20"/>
         </w:rPr>
         <w:pict w14:anchorId="2D58A68F">
-          <v:rect id="_x0000_i1061" style="width:0;height:1.5pt" o:hralign="center" o:hrstd="t" o:hr="t" fillcolor="#a0a0a0" stroked="f"/>
+          <v:rect id="_x0000_i1029" style="width:0;height:1.5pt" o:hralign="center" o:hrstd="t" o:hr="t" fillcolor="#a0a0a0" stroked="f"/>
         </w:pict>
       </w:r>
     </w:p>
@@ -515,7 +490,7 @@
           <w:szCs w:val="20"/>
         </w:rPr>
         <w:pict w14:anchorId="31697895">
-          <v:rect id="_x0000_i1070" style="width:0;height:1.5pt" o:hralign="center" o:hrstd="t" o:hr="t" fillcolor="#a0a0a0" stroked="f"/>
+          <v:rect id="_x0000_i1056" style="width:0;height:1.5pt" o:hralign="center" o:bullet="t" o:hrstd="t" o:hr="t" fillcolor="#a0a0a0" stroked="f"/>
         </w:pict>
       </w:r>
     </w:p>
@@ -536,23 +511,140 @@
           <w:sz w:val="20"/>
           <w:szCs w:val="20"/>
         </w:rPr>
+        <w:t>If hr call miss?</w:t>
+      </w:r>
+      <w:r>
+        <w:rPr>
+          <w:b/>
+          <w:bCs/>
+          <w:sz w:val="20"/>
+          <w:szCs w:val="20"/>
+        </w:rPr>
+        <w:br/>
+      </w:r>
+      <w:r>
+        <w:rPr>
+          <w:sz w:val="20"/>
+          <w:szCs w:val="20"/>
+        </w:rPr>
+        <w:t>call back</w:t>
+      </w:r>
+    </w:p>
+    <w:p>
+      <w:pPr>
+        <w:spacing w:after="0"/>
+        <w:rPr>
+          <w:b/>
+          <w:bCs/>
+          <w:sz w:val="20"/>
+          <w:szCs w:val="20"/>
+        </w:rPr>
+      </w:pPr>
+      <w:r>
+        <w:rPr>
+          <w:b/>
+          <w:bCs/>
+          <w:sz w:val="20"/>
+          <w:szCs w:val="20"/>
+        </w:rPr>
+        <w:t xml:space="preserve">Hello, </w:t>
+      </w:r>
+      <w:r>
+        <w:rPr>
+          <w:sz w:val="20"/>
+          <w:szCs w:val="20"/>
+        </w:rPr>
+        <w:t>this is Neeraj Singh. I had a missed call from this number. I believe you may have been trying to reach me regarding a job opportunity</w:t>
+      </w:r>
+    </w:p>
+    <w:p>
+      <w:pPr>
+        <w:spacing w:after="0"/>
+        <w:rPr>
+          <w:b/>
+          <w:bCs/>
+          <w:sz w:val="20"/>
+          <w:szCs w:val="20"/>
+        </w:rPr>
+      </w:pPr>
+      <w:r>
+        <w:rPr>
+          <w:b/>
+          <w:bCs/>
+          <w:sz w:val="20"/>
+          <w:szCs w:val="20"/>
+        </w:rPr>
+        <w:t>Agar HR bole: “Yes, I was calling regarding a job opportunity.”</w:t>
+      </w:r>
+    </w:p>
+    <w:p>
+      <w:pPr>
+        <w:spacing w:after="0"/>
+        <w:rPr>
+          <w:sz w:val="20"/>
+          <w:szCs w:val="20"/>
+        </w:rPr>
+      </w:pPr>
+      <w:r>
+        <w:rPr>
+          <w:sz w:val="20"/>
+          <w:szCs w:val="20"/>
+        </w:rPr>
+        <w:t xml:space="preserve">Thank you for calling. Yes, I’m available now and happy to discuss the opportunity. </w:t>
+      </w:r>
+    </w:p>
+    <w:p>
+      <w:pPr>
+        <w:spacing w:after="0"/>
+        <w:rPr>
+          <w:sz w:val="20"/>
+          <w:szCs w:val="20"/>
+        </w:rPr>
+      </w:pPr>
+      <w:r>
+        <w:rPr>
+          <w:b/>
+          <w:bCs/>
+          <w:sz w:val="20"/>
+          <w:szCs w:val="20"/>
+        </w:rPr>
+        <w:t xml:space="preserve">Agar Hr No bole to - </w:t>
+      </w:r>
+      <w:r>
+        <w:rPr>
+          <w:sz w:val="20"/>
+          <w:szCs w:val="20"/>
+        </w:rPr>
+        <w:t>No problem. Please let me know a convenient time to connect, and I’ll make sure to be available.</w:t>
+      </w:r>
+      <w:r>
+        <w:rPr>
+          <w:sz w:val="20"/>
+          <w:szCs w:val="20"/>
+        </w:rPr>
+        <w:pict w14:anchorId="46CE8A83">
+          <v:rect id="_x0000_i1057" style="width:0;height:1.5pt" o:hralign="center" o:hrstd="t" o:hr="t" fillcolor="#a0a0a0" stroked="f"/>
+        </w:pict>
+      </w:r>
+    </w:p>
+    <w:p>
+      <w:pPr>
+        <w:spacing w:after="0"/>
+        <w:rPr>
+          <w:b/>
+          <w:bCs/>
+          <w:sz w:val="20"/>
+          <w:szCs w:val="20"/>
+        </w:rPr>
+      </w:pPr>
+      <w:r>
+        <w:rPr>
+          <w:b/>
+          <w:bCs/>
+          <w:sz w:val="20"/>
+          <w:szCs w:val="20"/>
+        </w:rPr>
         <w:t>38. “What is the minimum salary you will accept?”</w:t>
-      </w:r>
-    </w:p>
-    <w:p>
-      <w:pPr>
-        <w:spacing w:after="0"/>
-        <w:rPr>
-          <w:sz w:val="20"/>
-          <w:szCs w:val="20"/>
-        </w:rPr>
-      </w:pPr>
-      <w:r>
-        <w:rPr>
-          <w:sz w:val="20"/>
-          <w:szCs w:val="20"/>
-        </w:rPr>
-        <w:t>Avoid locking yourself too early.</w:t>
       </w:r>
     </w:p>
     <w:p>
@@ -595,8 +687,6 @@
       <w:pPr>
         <w:spacing w:after="0"/>
         <w:rPr>
-          <w:b/>
-          <w:bCs/>
           <w:sz w:val="20"/>
           <w:szCs w:val="20"/>
         </w:rPr>
@@ -607,7 +697,7 @@
           <w:szCs w:val="20"/>
         </w:rPr>
         <w:pict w14:anchorId="3F9BDB0E">
-          <v:rect id="_x0000_i1053" style="width:0;height:1.5pt" o:hralign="center" o:bullet="t" o:hrstd="t" o:hr="t" fillcolor="#a0a0a0" stroked="f"/>
+          <v:rect id="_x0000_i1031" style="width:0;height:1.5pt" o:hralign="center" o:bullet="t" o:hrstd="t" o:hr="t" fillcolor="#a0a0a0" stroked="f"/>
         </w:pict>
       </w:r>
       <w:r>
@@ -624,25 +714,182 @@
       <w:pPr>
         <w:spacing w:after="0"/>
         <w:rPr>
-          <w:sz w:val="20"/>
-          <w:szCs w:val="20"/>
-        </w:rPr>
-      </w:pPr>
-      <w:r>
-        <w:rPr>
-          <w:sz w:val="20"/>
-          <w:szCs w:val="20"/>
-        </w:rPr>
-        <w:t xml:space="preserve">This is one of the </w:t>
-      </w:r>
-      <w:r>
-        <w:rPr>
-          <w:b/>
-          <w:bCs/>
-          <w:sz w:val="20"/>
-          <w:szCs w:val="20"/>
-        </w:rPr>
-        <w:t>most important HR questions</w:t>
+          <w:b/>
+          <w:bCs/>
+          <w:sz w:val="20"/>
+          <w:szCs w:val="20"/>
+        </w:rPr>
+      </w:pPr>
+      <w:r>
+        <w:rPr>
+          <w:b/>
+          <w:bCs/>
+          <w:sz w:val="20"/>
+          <w:szCs w:val="20"/>
+        </w:rPr>
+        <w:t>Recommended Answer</w:t>
+      </w:r>
+    </w:p>
+    <w:p>
+      <w:pPr>
+        <w:spacing w:after="0"/>
+        <w:rPr>
+          <w:sz w:val="20"/>
+          <w:szCs w:val="20"/>
+        </w:rPr>
+      </w:pPr>
+      <w:r>
+        <w:rPr>
+          <w:sz w:val="20"/>
+          <w:szCs w:val="20"/>
+        </w:rPr>
+        <w:t>Sure. I am a Quality Assurance Engineer and SDET with 5+ years of experience in software testing, covering both manual and automation testing.</w:t>
+      </w:r>
+    </w:p>
+    <w:p>
+      <w:pPr>
+        <w:spacing w:after="0"/>
+        <w:rPr>
+          <w:sz w:val="20"/>
+          <w:szCs w:val="20"/>
+        </w:rPr>
+      </w:pPr>
+      <w:r>
+        <w:rPr>
+          <w:sz w:val="20"/>
+          <w:szCs w:val="20"/>
+        </w:rPr>
+        <w:t xml:space="preserve">My primary automation experience is with Python, Selenium, </w:t>
+      </w:r>
+      <w:proofErr w:type="spellStart"/>
+      <w:r>
+        <w:rPr>
+          <w:sz w:val="20"/>
+          <w:szCs w:val="20"/>
+        </w:rPr>
+        <w:t>Pytest</w:t>
+      </w:r>
+      <w:proofErr w:type="spellEnd"/>
+      <w:r>
+        <w:rPr>
+          <w:sz w:val="20"/>
+          <w:szCs w:val="20"/>
+        </w:rPr>
+        <w:t>, Playwright, API testing using Requests, SQL, Git, Jenkins, and CI/CD.</w:t>
+      </w:r>
+    </w:p>
+    <w:p>
+      <w:pPr>
+        <w:spacing w:after="0"/>
+        <w:rPr>
+          <w:sz w:val="20"/>
+          <w:szCs w:val="20"/>
+        </w:rPr>
+      </w:pPr>
+      <w:r>
+        <w:rPr>
+          <w:sz w:val="20"/>
+          <w:szCs w:val="20"/>
+        </w:rPr>
+        <w:t>I have worked on developing and maintaining automation frameworks using Page Object Model, hybrid and data-driven approaches. I have also worked on web and mobile application testing and have experience with functional, regression, integration, API, and UAT testing.</w:t>
+      </w:r>
+    </w:p>
+    <w:p>
+      <w:pPr>
+        <w:spacing w:after="0"/>
+        <w:rPr>
+          <w:sz w:val="20"/>
+          <w:szCs w:val="20"/>
+        </w:rPr>
+      </w:pPr>
+      <w:r>
+        <w:rPr>
+          <w:sz w:val="20"/>
+          <w:szCs w:val="20"/>
+        </w:rPr>
+        <w:t xml:space="preserve">In my current role at </w:t>
+      </w:r>
+      <w:proofErr w:type="spellStart"/>
+      <w:r>
+        <w:rPr>
+          <w:sz w:val="20"/>
+          <w:szCs w:val="20"/>
+        </w:rPr>
+        <w:t>eFleet</w:t>
+      </w:r>
+      <w:proofErr w:type="spellEnd"/>
+      <w:r>
+        <w:rPr>
+          <w:sz w:val="20"/>
+          <w:szCs w:val="20"/>
+        </w:rPr>
+        <w:t xml:space="preserve"> Systems, I am involved in QA automation, framework development, CI/CD execution, test planning, and team coordination. I have also worked on the </w:t>
+      </w:r>
+      <w:proofErr w:type="spellStart"/>
+      <w:r>
+        <w:rPr>
+          <w:sz w:val="20"/>
+          <w:szCs w:val="20"/>
+        </w:rPr>
+        <w:t>eMist</w:t>
+      </w:r>
+      <w:proofErr w:type="spellEnd"/>
+      <w:r>
+        <w:rPr>
+          <w:sz w:val="20"/>
+          <w:szCs w:val="20"/>
+        </w:rPr>
+        <w:t xml:space="preserve"> Pro application, which involves fleet and logistics-related workflows.</w:t>
+      </w:r>
+    </w:p>
+    <w:p>
+      <w:pPr>
+        <w:spacing w:after="0"/>
+        <w:rPr>
+          <w:sz w:val="20"/>
+          <w:szCs w:val="20"/>
+        </w:rPr>
+      </w:pPr>
+      <w:r>
+        <w:rPr>
+          <w:sz w:val="20"/>
+          <w:szCs w:val="20"/>
+        </w:rPr>
+        <w:t>I am now looking for an opportunity where I can take more ownership as an SDET or QA Automation Engineer and contribute to building scalable automation frameworks and improving overall testing efficiency.</w:t>
+      </w:r>
+    </w:p>
+    <w:p>
+      <w:pPr>
+        <w:spacing w:after="0"/>
+        <w:rPr>
+          <w:sz w:val="20"/>
+          <w:szCs w:val="20"/>
+        </w:rPr>
+      </w:pPr>
+      <w:r>
+        <w:rPr>
+          <w:b/>
+          <w:bCs/>
+          <w:sz w:val="20"/>
+          <w:szCs w:val="20"/>
+        </w:rPr>
+        <w:t>Tip:</w:t>
+      </w:r>
+      <w:r>
+        <w:rPr>
+          <w:sz w:val="20"/>
+          <w:szCs w:val="20"/>
+        </w:rPr>
+        <w:t xml:space="preserve"> Keep this answer around </w:t>
+      </w:r>
+      <w:r>
+        <w:rPr>
+          <w:b/>
+          <w:bCs/>
+          <w:sz w:val="20"/>
+          <w:szCs w:val="20"/>
+        </w:rPr>
+        <w:t>60–90 seconds</w:t>
       </w:r>
       <w:r>
         <w:rPr>
@@ -656,195 +903,6 @@
       <w:pPr>
         <w:spacing w:after="0"/>
         <w:rPr>
-          <w:b/>
-          <w:bCs/>
-          <w:sz w:val="20"/>
-          <w:szCs w:val="20"/>
-        </w:rPr>
-      </w:pPr>
-      <w:r>
-        <w:rPr>
-          <w:b/>
-          <w:bCs/>
-          <w:sz w:val="20"/>
-          <w:szCs w:val="20"/>
-        </w:rPr>
-        <w:t>Recommended Answer</w:t>
-      </w:r>
-    </w:p>
-    <w:p>
-      <w:pPr>
-        <w:spacing w:after="0"/>
-        <w:rPr>
-          <w:sz w:val="20"/>
-          <w:szCs w:val="20"/>
-        </w:rPr>
-      </w:pPr>
-      <w:r>
-        <w:rPr>
-          <w:sz w:val="20"/>
-          <w:szCs w:val="20"/>
-        </w:rPr>
-        <w:t>Sure. I am a Quality Assurance Engineer and SDET with 5+ years of experience in software testing, covering both manual and automation testing.</w:t>
-      </w:r>
-    </w:p>
-    <w:p>
-      <w:pPr>
-        <w:spacing w:after="0"/>
-        <w:rPr>
-          <w:sz w:val="20"/>
-          <w:szCs w:val="20"/>
-        </w:rPr>
-      </w:pPr>
-      <w:r>
-        <w:rPr>
-          <w:sz w:val="20"/>
-          <w:szCs w:val="20"/>
-        </w:rPr>
-        <w:t xml:space="preserve">My primary automation experience is with Python, Selenium, </w:t>
-      </w:r>
-      <w:proofErr w:type="spellStart"/>
-      <w:r>
-        <w:rPr>
-          <w:sz w:val="20"/>
-          <w:szCs w:val="20"/>
-        </w:rPr>
-        <w:t>Pytest</w:t>
-      </w:r>
-      <w:proofErr w:type="spellEnd"/>
-      <w:r>
-        <w:rPr>
-          <w:sz w:val="20"/>
-          <w:szCs w:val="20"/>
-        </w:rPr>
-        <w:t>, Playwright, API testing using Requests, SQL, Git, Jenkins, and CI/CD.</w:t>
-      </w:r>
-    </w:p>
-    <w:p>
-      <w:pPr>
-        <w:spacing w:after="0"/>
-        <w:rPr>
-          <w:sz w:val="20"/>
-          <w:szCs w:val="20"/>
-        </w:rPr>
-      </w:pPr>
-      <w:r>
-        <w:rPr>
-          <w:sz w:val="20"/>
-          <w:szCs w:val="20"/>
-        </w:rPr>
-        <w:t>I have worked on developing and maintaining automation frameworks using Page Object Model, hybrid and data-driven approaches. I have also worked on web and mobile application testing and have experience with functional, regression, integration, API, and UAT testing.</w:t>
-      </w:r>
-    </w:p>
-    <w:p>
-      <w:pPr>
-        <w:spacing w:after="0"/>
-        <w:rPr>
-          <w:sz w:val="20"/>
-          <w:szCs w:val="20"/>
-        </w:rPr>
-      </w:pPr>
-      <w:r>
-        <w:rPr>
-          <w:sz w:val="20"/>
-          <w:szCs w:val="20"/>
-        </w:rPr>
-        <w:t xml:space="preserve">In my current role at </w:t>
-      </w:r>
-      <w:proofErr w:type="spellStart"/>
-      <w:r>
-        <w:rPr>
-          <w:sz w:val="20"/>
-          <w:szCs w:val="20"/>
-        </w:rPr>
-        <w:t>eFleet</w:t>
-      </w:r>
-      <w:proofErr w:type="spellEnd"/>
-      <w:r>
-        <w:rPr>
-          <w:sz w:val="20"/>
-          <w:szCs w:val="20"/>
-        </w:rPr>
-        <w:t xml:space="preserve"> Systems, I am involved in QA automation, framework development, CI/CD execution, test planning, and team coordination. I have also worked on the </w:t>
-      </w:r>
-      <w:proofErr w:type="spellStart"/>
-      <w:r>
-        <w:rPr>
-          <w:sz w:val="20"/>
-          <w:szCs w:val="20"/>
-        </w:rPr>
-        <w:t>eMist</w:t>
-      </w:r>
-      <w:proofErr w:type="spellEnd"/>
-      <w:r>
-        <w:rPr>
-          <w:sz w:val="20"/>
-          <w:szCs w:val="20"/>
-        </w:rPr>
-        <w:t xml:space="preserve"> Pro application, which involves fleet and logistics-related workflows.</w:t>
-      </w:r>
-    </w:p>
-    <w:p>
-      <w:pPr>
-        <w:spacing w:after="0"/>
-        <w:rPr>
-          <w:sz w:val="20"/>
-          <w:szCs w:val="20"/>
-        </w:rPr>
-      </w:pPr>
-      <w:r>
-        <w:rPr>
-          <w:sz w:val="20"/>
-          <w:szCs w:val="20"/>
-        </w:rPr>
-        <w:t>I am now looking for an opportunity where I can take more ownership as an SDET or QA Automation Engineer and contribute to building scalable automation frameworks and improving overall testing efficiency.</w:t>
-      </w:r>
-    </w:p>
-    <w:p>
-      <w:pPr>
-        <w:spacing w:after="0"/>
-        <w:rPr>
-          <w:sz w:val="20"/>
-          <w:szCs w:val="20"/>
-        </w:rPr>
-      </w:pPr>
-      <w:r>
-        <w:rPr>
-          <w:b/>
-          <w:bCs/>
-          <w:sz w:val="20"/>
-          <w:szCs w:val="20"/>
-        </w:rPr>
-        <w:t>Tip:</w:t>
-      </w:r>
-      <w:r>
-        <w:rPr>
-          <w:sz w:val="20"/>
-          <w:szCs w:val="20"/>
-        </w:rPr>
-        <w:t xml:space="preserve"> Keep this answer around </w:t>
-      </w:r>
-      <w:r>
-        <w:rPr>
-          <w:b/>
-          <w:bCs/>
-          <w:sz w:val="20"/>
-          <w:szCs w:val="20"/>
-        </w:rPr>
-        <w:t>60–90 seconds</w:t>
-      </w:r>
-      <w:r>
-        <w:rPr>
-          <w:sz w:val="20"/>
-          <w:szCs w:val="20"/>
-        </w:rPr>
-        <w:t>.</w:t>
-      </w:r>
-    </w:p>
-    <w:p>
-      <w:pPr>
-        <w:spacing w:after="0"/>
-        <w:rPr>
           <w:sz w:val="20"/>
           <w:szCs w:val="20"/>
         </w:rPr>
@@ -855,625 +913,6 @@
           <w:szCs w:val="20"/>
         </w:rPr>
         <w:pict w14:anchorId="2B912453">
-          <v:rect id="_x0000_i1067" style="width:0;height:1.5pt" o:hralign="center" o:hrstd="t" o:hr="t" fillcolor="#a0a0a0" stroked="f"/>
-        </w:pict>
-      </w:r>
-    </w:p>
-    <w:p>
-      <w:pPr>
-        <w:spacing w:after="0"/>
-        <w:rPr>
-          <w:b/>
-          <w:bCs/>
-          <w:sz w:val="20"/>
-          <w:szCs w:val="20"/>
-        </w:rPr>
-      </w:pPr>
-      <w:r>
-        <w:rPr>
-          <w:b/>
-          <w:bCs/>
-          <w:sz w:val="20"/>
-          <w:szCs w:val="20"/>
-        </w:rPr>
-        <w:t>31. “What is your notice period?”</w:t>
-      </w:r>
-    </w:p>
-    <w:p>
-      <w:pPr>
-        <w:spacing w:after="0"/>
-        <w:rPr>
-          <w:sz w:val="20"/>
-          <w:szCs w:val="20"/>
-        </w:rPr>
-      </w:pPr>
-      <w:r>
-        <w:rPr>
-          <w:sz w:val="20"/>
-          <w:szCs w:val="20"/>
-        </w:rPr>
-        <w:t xml:space="preserve">Give the </w:t>
-      </w:r>
-      <w:r>
-        <w:rPr>
-          <w:b/>
-          <w:bCs/>
-          <w:sz w:val="20"/>
-          <w:szCs w:val="20"/>
-        </w:rPr>
-        <w:t>exact value</w:t>
-      </w:r>
-      <w:r>
-        <w:rPr>
-          <w:sz w:val="20"/>
-          <w:szCs w:val="20"/>
-        </w:rPr>
-        <w:t xml:space="preserve"> applicable to you.</w:t>
-      </w:r>
-    </w:p>
-    <w:p>
-      <w:pPr>
-        <w:spacing w:after="0"/>
-        <w:rPr>
-          <w:sz w:val="20"/>
-          <w:szCs w:val="20"/>
-        </w:rPr>
-      </w:pPr>
-      <w:r>
-        <w:rPr>
-          <w:sz w:val="20"/>
-          <w:szCs w:val="20"/>
-        </w:rPr>
-        <w:t>Example:</w:t>
-      </w:r>
-    </w:p>
-    <w:p>
-      <w:pPr>
-        <w:spacing w:after="0"/>
-        <w:rPr>
-          <w:sz w:val="20"/>
-          <w:szCs w:val="20"/>
-        </w:rPr>
-      </w:pPr>
-      <w:r>
-        <w:rPr>
-          <w:sz w:val="20"/>
-          <w:szCs w:val="20"/>
-        </w:rPr>
-        <w:t xml:space="preserve">My notice period is </w:t>
-      </w:r>
-      <w:r>
-        <w:rPr>
-          <w:sz w:val="20"/>
-          <w:szCs w:val="20"/>
-        </w:rPr>
-        <w:t>45</w:t>
-      </w:r>
-      <w:r>
-        <w:rPr>
-          <w:sz w:val="20"/>
-          <w:szCs w:val="20"/>
-        </w:rPr>
-        <w:t xml:space="preserve"> days.</w:t>
-      </w:r>
-    </w:p>
-    <w:p>
-      <w:pPr>
-        <w:spacing w:after="0"/>
-        <w:rPr>
-          <w:sz w:val="20"/>
-          <w:szCs w:val="20"/>
-        </w:rPr>
-      </w:pPr>
-      <w:r>
-        <w:rPr>
-          <w:sz w:val="20"/>
-          <w:szCs w:val="20"/>
-        </w:rPr>
-        <w:t>If negotiable:</w:t>
-      </w:r>
-    </w:p>
-    <w:p>
-      <w:pPr>
-        <w:spacing w:after="0"/>
-        <w:rPr>
-          <w:sz w:val="20"/>
-          <w:szCs w:val="20"/>
-        </w:rPr>
-      </w:pPr>
-      <w:r>
-        <w:rPr>
-          <w:sz w:val="20"/>
-          <w:szCs w:val="20"/>
-        </w:rPr>
-        <w:t>yes</w:t>
-      </w:r>
-      <w:r>
-        <w:rPr>
-          <w:sz w:val="20"/>
-          <w:szCs w:val="20"/>
-        </w:rPr>
-        <w:t>, it is</w:t>
-      </w:r>
-      <w:r>
-        <w:rPr>
-          <w:sz w:val="20"/>
-          <w:szCs w:val="20"/>
-        </w:rPr>
-        <w:t xml:space="preserve"> negotiable. I can request an early release and target joining within 30 days. If an early release is not possible, I can also explore the applicable notice-period buyout option. The final joining date would depend on my current organization's approval.</w:t>
-      </w:r>
-    </w:p>
-    <w:p>
-      <w:pPr>
-        <w:spacing w:after="0"/>
-        <w:rPr>
-          <w:sz w:val="20"/>
-          <w:szCs w:val="20"/>
-        </w:rPr>
-      </w:pPr>
-      <w:r>
-        <w:rPr>
-          <w:sz w:val="20"/>
-          <w:szCs w:val="20"/>
-        </w:rPr>
-        <w:pict w14:anchorId="7BBFF6DA">
-          <v:rect id="_x0000_i1064" style="width:0;height:1.5pt" o:hralign="center" o:hrstd="t" o:hr="t" fillcolor="#a0a0a0" stroked="f"/>
-        </w:pict>
-      </w:r>
-    </w:p>
-    <w:p>
-      <w:pPr>
-        <w:spacing w:after="0"/>
-        <w:rPr>
-          <w:b/>
-          <w:bCs/>
-          <w:sz w:val="20"/>
-          <w:szCs w:val="20"/>
-        </w:rPr>
-      </w:pPr>
-      <w:r>
-        <w:rPr>
-          <w:b/>
-          <w:bCs/>
-          <w:sz w:val="20"/>
-          <w:szCs w:val="20"/>
-        </w:rPr>
-        <w:t>10. “Why are you looking for a change?”</w:t>
-      </w:r>
-    </w:p>
-    <w:p>
-      <w:pPr>
-        <w:spacing w:after="0"/>
-        <w:rPr>
-          <w:sz w:val="20"/>
-          <w:szCs w:val="20"/>
-        </w:rPr>
-      </w:pPr>
-      <w:r>
-        <w:rPr>
-          <w:sz w:val="20"/>
-          <w:szCs w:val="20"/>
-        </w:rPr>
-        <w:t xml:space="preserve">This is a </w:t>
-      </w:r>
-      <w:r>
-        <w:rPr>
-          <w:b/>
-          <w:bCs/>
-          <w:sz w:val="20"/>
-          <w:szCs w:val="20"/>
-        </w:rPr>
-        <w:t>very important question</w:t>
-      </w:r>
-      <w:r>
-        <w:rPr>
-          <w:sz w:val="20"/>
-          <w:szCs w:val="20"/>
-        </w:rPr>
-        <w:t>.</w:t>
-      </w:r>
-    </w:p>
-    <w:p>
-      <w:pPr>
-        <w:spacing w:after="0"/>
-        <w:rPr>
-          <w:sz w:val="20"/>
-          <w:szCs w:val="20"/>
-        </w:rPr>
-      </w:pPr>
-      <w:r>
-        <w:rPr>
-          <w:sz w:val="20"/>
-          <w:szCs w:val="20"/>
-        </w:rPr>
-        <w:t>Never criticize your current company.</w:t>
-      </w:r>
-    </w:p>
-    <w:p>
-      <w:pPr>
-        <w:spacing w:after="0"/>
-        <w:rPr>
-          <w:b/>
-          <w:bCs/>
-          <w:sz w:val="20"/>
-          <w:szCs w:val="20"/>
-        </w:rPr>
-      </w:pPr>
-      <w:r>
-        <w:rPr>
-          <w:b/>
-          <w:bCs/>
-          <w:sz w:val="20"/>
-          <w:szCs w:val="20"/>
-        </w:rPr>
-        <w:t>Strong Answer</w:t>
-      </w:r>
-    </w:p>
-    <w:p>
-      <w:pPr>
-        <w:spacing w:after="0"/>
-        <w:rPr>
-          <w:sz w:val="20"/>
-          <w:szCs w:val="20"/>
-        </w:rPr>
-      </w:pPr>
-      <w:r>
-        <w:rPr>
-          <w:sz w:val="20"/>
-          <w:szCs w:val="20"/>
-        </w:rPr>
-        <w:t>I am looking for a new opportunity that provides greater technical challenges and growth in automation and SDET responsibilities.</w:t>
-      </w:r>
-    </w:p>
-    <w:p>
-      <w:pPr>
-        <w:spacing w:after="0"/>
-        <w:rPr>
-          <w:sz w:val="20"/>
-          <w:szCs w:val="20"/>
-        </w:rPr>
-      </w:pPr>
-      <w:r>
-        <w:rPr>
-          <w:sz w:val="20"/>
-          <w:szCs w:val="20"/>
-        </w:rPr>
-        <w:t>I want to work on larger-scale automation frameworks, API and UI automation, CI/CD, and quality engineering practices. I believe my current experience has given me a strong foundation, and I am now looking for an opportunity where I can take more ownership and continue growing technically.</w:t>
-      </w:r>
-    </w:p>
-    <w:p>
-      <w:pPr>
-        <w:spacing w:after="0"/>
-        <w:rPr>
-          <w:sz w:val="20"/>
-          <w:szCs w:val="20"/>
-        </w:rPr>
-      </w:pPr>
-      <w:r>
-        <w:rPr>
-          <w:sz w:val="20"/>
-          <w:szCs w:val="20"/>
-        </w:rPr>
-        <w:pict w14:anchorId="52CABB6E">
-          <v:rect id="_x0000_i1027" style="width:0;height:1.5pt" o:hralign="center" o:hrstd="t" o:hr="t" fillcolor="#a0a0a0" stroked="f"/>
-        </w:pict>
-      </w:r>
-    </w:p>
-    <w:p>
-      <w:pPr>
-        <w:spacing w:after="0"/>
-        <w:rPr>
-          <w:b/>
-          <w:bCs/>
-          <w:sz w:val="20"/>
-          <w:szCs w:val="20"/>
-        </w:rPr>
-      </w:pPr>
-      <w:r>
-        <w:rPr>
-          <w:b/>
-          <w:bCs/>
-          <w:sz w:val="20"/>
-          <w:szCs w:val="20"/>
-        </w:rPr>
-        <w:t>4. “What is your current role?”</w:t>
-      </w:r>
-    </w:p>
-    <w:p>
-      <w:pPr>
-        <w:spacing w:after="0"/>
-        <w:rPr>
-          <w:b/>
-          <w:bCs/>
-          <w:sz w:val="20"/>
-          <w:szCs w:val="20"/>
-        </w:rPr>
-      </w:pPr>
-      <w:r>
-        <w:rPr>
-          <w:b/>
-          <w:bCs/>
-          <w:sz w:val="20"/>
-          <w:szCs w:val="20"/>
-        </w:rPr>
-        <w:t>Answer</w:t>
-      </w:r>
-    </w:p>
-    <w:p>
-      <w:pPr>
-        <w:spacing w:after="0"/>
-        <w:rPr>
-          <w:sz w:val="20"/>
-          <w:szCs w:val="20"/>
-        </w:rPr>
-      </w:pPr>
-      <w:r>
-        <w:rPr>
-          <w:sz w:val="20"/>
-          <w:szCs w:val="20"/>
-        </w:rPr>
-        <w:t xml:space="preserve">Currently, I am working as a Software Test Engineer at </w:t>
-      </w:r>
-      <w:proofErr w:type="spellStart"/>
-      <w:r>
-        <w:rPr>
-          <w:sz w:val="20"/>
-          <w:szCs w:val="20"/>
-        </w:rPr>
-        <w:t>eFleet</w:t>
-      </w:r>
-      <w:proofErr w:type="spellEnd"/>
-      <w:r>
-        <w:rPr>
-          <w:sz w:val="20"/>
-          <w:szCs w:val="20"/>
-        </w:rPr>
-        <w:t xml:space="preserve"> Systems. My responsibilities include functional and automation testing, developing and maintaining Selenium-Python-</w:t>
-      </w:r>
-      <w:proofErr w:type="spellStart"/>
-      <w:r>
-        <w:rPr>
-          <w:sz w:val="20"/>
-          <w:szCs w:val="20"/>
-        </w:rPr>
-        <w:t>Pytest</w:t>
-      </w:r>
-      <w:proofErr w:type="spellEnd"/>
-      <w:r>
-        <w:rPr>
-          <w:sz w:val="20"/>
-          <w:szCs w:val="20"/>
-        </w:rPr>
-        <w:t xml:space="preserve"> automation frameworks, API testing, regression testing, CI/CD execution, defect analysis, and coordinating with developers and QA team members.</w:t>
-      </w:r>
-    </w:p>
-    <w:p>
-      <w:pPr>
-        <w:spacing w:after="0"/>
-        <w:rPr>
-          <w:sz w:val="20"/>
-          <w:szCs w:val="20"/>
-        </w:rPr>
-      </w:pPr>
-      <w:r>
-        <w:rPr>
-          <w:sz w:val="20"/>
-          <w:szCs w:val="20"/>
-        </w:rPr>
-        <w:t>I am also involved in improving automation coverage, maintaining reusable framework components, and executing tests through Jenkins and GitLab CI/CD.</w:t>
-      </w:r>
-    </w:p>
-    <w:p>
-      <w:pPr>
-        <w:spacing w:after="0"/>
-        <w:rPr>
-          <w:sz w:val="20"/>
-          <w:szCs w:val="20"/>
-        </w:rPr>
-      </w:pPr>
-      <w:r>
-        <w:rPr>
-          <w:sz w:val="20"/>
-          <w:szCs w:val="20"/>
-        </w:rPr>
-        <w:pict w14:anchorId="46853AC2">
-          <v:rect id="_x0000_i1028" style="width:0;height:1.5pt" o:hralign="center" o:hrstd="t" o:hr="t" fillcolor="#a0a0a0" stroked="f"/>
-        </w:pict>
-      </w:r>
-    </w:p>
-    <w:p>
-      <w:pPr>
-        <w:spacing w:after="0"/>
-        <w:rPr>
-          <w:b/>
-          <w:bCs/>
-          <w:sz w:val="20"/>
-          <w:szCs w:val="20"/>
-        </w:rPr>
-      </w:pPr>
-      <w:r>
-        <w:rPr>
-          <w:b/>
-          <w:bCs/>
-          <w:sz w:val="20"/>
-          <w:szCs w:val="20"/>
-        </w:rPr>
-        <w:t>5. “What technologies do you work with?”</w:t>
-      </w:r>
-    </w:p>
-    <w:p>
-      <w:pPr>
-        <w:spacing w:after="0"/>
-        <w:rPr>
-          <w:b/>
-          <w:bCs/>
-          <w:sz w:val="20"/>
-          <w:szCs w:val="20"/>
-        </w:rPr>
-      </w:pPr>
-      <w:r>
-        <w:rPr>
-          <w:b/>
-          <w:bCs/>
-          <w:sz w:val="20"/>
-          <w:szCs w:val="20"/>
-        </w:rPr>
-        <w:t>Answer</w:t>
-      </w:r>
-    </w:p>
-    <w:p>
-      <w:pPr>
-        <w:spacing w:after="0"/>
-        <w:rPr>
-          <w:sz w:val="20"/>
-          <w:szCs w:val="20"/>
-        </w:rPr>
-      </w:pPr>
-      <w:r>
-        <w:rPr>
-          <w:sz w:val="20"/>
-          <w:szCs w:val="20"/>
-        </w:rPr>
-        <w:t xml:space="preserve">My primary technology stack includes Python, Selenium, </w:t>
-      </w:r>
-      <w:proofErr w:type="spellStart"/>
-      <w:r>
-        <w:rPr>
-          <w:sz w:val="20"/>
-          <w:szCs w:val="20"/>
-        </w:rPr>
-        <w:t>Pytest</w:t>
-      </w:r>
-      <w:proofErr w:type="spellEnd"/>
-      <w:r>
-        <w:rPr>
-          <w:sz w:val="20"/>
-          <w:szCs w:val="20"/>
-        </w:rPr>
-        <w:t>, Playwright, API testing with Requests, SQL, Git, Jenkins, and CI/CD.</w:t>
-      </w:r>
-    </w:p>
-    <w:p>
-      <w:pPr>
-        <w:spacing w:after="0"/>
-        <w:rPr>
-          <w:sz w:val="20"/>
-          <w:szCs w:val="20"/>
-        </w:rPr>
-      </w:pPr>
-      <w:r>
-        <w:rPr>
-          <w:sz w:val="20"/>
-          <w:szCs w:val="20"/>
-        </w:rPr>
-        <w:t>I also have experience with Java Selenium TestNG and Rest Assured, along with Page Object Model, hybrid frameworks, data-driven testing, logging, reporting, and parallel execution.</w:t>
-      </w:r>
-    </w:p>
-    <w:p>
-      <w:pPr>
-        <w:spacing w:after="0"/>
-        <w:rPr>
-          <w:sz w:val="20"/>
-          <w:szCs w:val="20"/>
-        </w:rPr>
-      </w:pPr>
-      <w:r>
-        <w:rPr>
-          <w:sz w:val="20"/>
-          <w:szCs w:val="20"/>
-        </w:rPr>
-        <w:pict w14:anchorId="3937F022">
-          <v:rect id="_x0000_i1031" style="width:0;height:1.5pt" o:hralign="center" o:hrstd="t" o:hr="t" fillcolor="#a0a0a0" stroked="f"/>
-        </w:pict>
-      </w:r>
-    </w:p>
-    <w:p>
-      <w:pPr>
-        <w:spacing w:after="0"/>
-        <w:rPr>
-          <w:b/>
-          <w:bCs/>
-          <w:sz w:val="20"/>
-          <w:szCs w:val="20"/>
-        </w:rPr>
-      </w:pPr>
-      <w:r>
-        <w:rPr>
-          <w:b/>
-          <w:bCs/>
-          <w:sz w:val="20"/>
-          <w:szCs w:val="20"/>
-        </w:rPr>
-        <w:t>23. “Have you worked on automation frameworks?”</w:t>
-      </w:r>
-    </w:p>
-    <w:p>
-      <w:pPr>
-        <w:spacing w:after="0"/>
-        <w:rPr>
-          <w:b/>
-          <w:bCs/>
-          <w:sz w:val="20"/>
-          <w:szCs w:val="20"/>
-        </w:rPr>
-      </w:pPr>
-      <w:r>
-        <w:rPr>
-          <w:b/>
-          <w:bCs/>
-          <w:sz w:val="20"/>
-          <w:szCs w:val="20"/>
-        </w:rPr>
-        <w:lastRenderedPageBreak/>
-        <w:t>Answer</w:t>
-      </w:r>
-    </w:p>
-    <w:p>
-      <w:pPr>
-        <w:spacing w:after="0"/>
-        <w:rPr>
-          <w:sz w:val="20"/>
-          <w:szCs w:val="20"/>
-        </w:rPr>
-      </w:pPr>
-      <w:r>
-        <w:rPr>
-          <w:sz w:val="20"/>
-          <w:szCs w:val="20"/>
-        </w:rPr>
-        <w:t>Yes. I have hands-on experience developing and maintaining automation frameworks using Page Object Model, reusable utilities, fixtures, configuration management, test-data handling, logging, reporting, parameterization, and parallel execution.</w:t>
-      </w:r>
-    </w:p>
-    <w:p>
-      <w:pPr>
-        <w:spacing w:after="0"/>
-        <w:rPr>
-          <w:sz w:val="20"/>
-          <w:szCs w:val="20"/>
-        </w:rPr>
-      </w:pPr>
-      <w:r>
-        <w:rPr>
-          <w:sz w:val="20"/>
-          <w:szCs w:val="20"/>
-        </w:rPr>
-        <w:t>My focus is to make the framework maintainable, scalable, and easy for other QA engineers to use.</w:t>
-      </w:r>
-    </w:p>
-    <w:p>
-      <w:pPr>
-        <w:spacing w:after="0"/>
-        <w:rPr>
-          <w:sz w:val="20"/>
-          <w:szCs w:val="20"/>
-        </w:rPr>
-      </w:pPr>
-      <w:r>
-        <w:rPr>
-          <w:sz w:val="20"/>
-          <w:szCs w:val="20"/>
-        </w:rPr>
-        <w:pict w14:anchorId="3F786264">
           <v:rect id="_x0000_i1032" style="width:0;height:1.5pt" o:hralign="center" o:hrstd="t" o:hr="t" fillcolor="#a0a0a0" stroked="f"/>
         </w:pict>
       </w:r>
@@ -1495,105 +934,242 @@
           <w:sz w:val="20"/>
           <w:szCs w:val="20"/>
         </w:rPr>
-        <w:t>27. “Have you led a team?”</w:t>
-      </w:r>
-    </w:p>
-    <w:p>
-      <w:pPr>
-        <w:spacing w:after="0"/>
-        <w:rPr>
-          <w:b/>
-          <w:bCs/>
-          <w:sz w:val="20"/>
-          <w:szCs w:val="20"/>
-        </w:rPr>
-      </w:pPr>
-      <w:r>
-        <w:rPr>
-          <w:b/>
-          <w:bCs/>
-          <w:sz w:val="20"/>
-          <w:szCs w:val="20"/>
-        </w:rPr>
-        <w:t>Answer</w:t>
-      </w:r>
-    </w:p>
-    <w:p>
-      <w:pPr>
-        <w:spacing w:after="0"/>
-        <w:rPr>
-          <w:sz w:val="20"/>
-          <w:szCs w:val="20"/>
-        </w:rPr>
-      </w:pPr>
-      <w:r>
-        <w:rPr>
-          <w:sz w:val="20"/>
-          <w:szCs w:val="20"/>
-        </w:rPr>
-        <w:t xml:space="preserve">Yes. In my current role, I have been involved in team coordination and QA activities, including assigning testing activities, reviewing progress, supporting team members with automation issues, </w:t>
-      </w:r>
-      <w:r>
-        <w:rPr>
-          <w:sz w:val="20"/>
-          <w:szCs w:val="20"/>
-        </w:rPr>
-        <w:t>analysing</w:t>
-      </w:r>
-      <w:r>
-        <w:rPr>
-          <w:sz w:val="20"/>
-          <w:szCs w:val="20"/>
-        </w:rPr>
-        <w:t xml:space="preserve"> failures, and coordinating with development and other stakeholders.</w:t>
-      </w:r>
-    </w:p>
-    <w:p>
-      <w:pPr>
-        <w:spacing w:after="0"/>
-        <w:rPr>
-          <w:sz w:val="20"/>
-          <w:szCs w:val="20"/>
-        </w:rPr>
-      </w:pPr>
-      <w:r>
-        <w:rPr>
-          <w:sz w:val="20"/>
-          <w:szCs w:val="20"/>
-        </w:rPr>
-        <w:t>If asked specifically about number:</w:t>
-      </w:r>
-    </w:p>
-    <w:p>
-      <w:pPr>
-        <w:spacing w:after="0"/>
-        <w:rPr>
-          <w:sz w:val="20"/>
-          <w:szCs w:val="20"/>
-        </w:rPr>
-      </w:pPr>
-      <w:r>
-        <w:rPr>
-          <w:sz w:val="20"/>
-          <w:szCs w:val="20"/>
-        </w:rPr>
-        <w:t>I have experience coordinating a QA team of around six members.</w:t>
-      </w:r>
-    </w:p>
-    <w:p>
-      <w:pPr>
-        <w:spacing w:after="0"/>
-        <w:rPr>
-          <w:sz w:val="20"/>
-          <w:szCs w:val="20"/>
-        </w:rPr>
-      </w:pPr>
-      <w:r>
-        <w:rPr>
-          <w:sz w:val="20"/>
-          <w:szCs w:val="20"/>
-        </w:rPr>
-        <w:pict w14:anchorId="2CC73214">
+        <w:t>31. “What is your notice period?”</w:t>
+      </w:r>
+    </w:p>
+    <w:p>
+      <w:pPr>
+        <w:spacing w:after="0"/>
+        <w:rPr>
+          <w:sz w:val="20"/>
+          <w:szCs w:val="20"/>
+        </w:rPr>
+      </w:pPr>
+      <w:r>
+        <w:rPr>
+          <w:sz w:val="20"/>
+          <w:szCs w:val="20"/>
+        </w:rPr>
+        <w:t xml:space="preserve">Give the </w:t>
+      </w:r>
+      <w:r>
+        <w:rPr>
+          <w:b/>
+          <w:bCs/>
+          <w:sz w:val="20"/>
+          <w:szCs w:val="20"/>
+        </w:rPr>
+        <w:t>exact value</w:t>
+      </w:r>
+      <w:r>
+        <w:rPr>
+          <w:sz w:val="20"/>
+          <w:szCs w:val="20"/>
+        </w:rPr>
+        <w:t xml:space="preserve"> applicable to you.</w:t>
+      </w:r>
+    </w:p>
+    <w:p>
+      <w:pPr>
+        <w:spacing w:after="0"/>
+        <w:rPr>
+          <w:sz w:val="20"/>
+          <w:szCs w:val="20"/>
+        </w:rPr>
+      </w:pPr>
+      <w:r>
+        <w:rPr>
+          <w:sz w:val="20"/>
+          <w:szCs w:val="20"/>
+        </w:rPr>
+        <w:t>Example:</w:t>
+      </w:r>
+    </w:p>
+    <w:p>
+      <w:pPr>
+        <w:spacing w:after="0"/>
+        <w:rPr>
+          <w:sz w:val="20"/>
+          <w:szCs w:val="20"/>
+        </w:rPr>
+      </w:pPr>
+      <w:r>
+        <w:rPr>
+          <w:sz w:val="20"/>
+          <w:szCs w:val="20"/>
+        </w:rPr>
+        <w:t xml:space="preserve">My notice period is </w:t>
+      </w:r>
+      <w:r>
+        <w:rPr>
+          <w:sz w:val="20"/>
+          <w:szCs w:val="20"/>
+        </w:rPr>
+        <w:t>45</w:t>
+      </w:r>
+      <w:r>
+        <w:rPr>
+          <w:sz w:val="20"/>
+          <w:szCs w:val="20"/>
+        </w:rPr>
+        <w:t xml:space="preserve"> days.</w:t>
+      </w:r>
+    </w:p>
+    <w:p>
+      <w:pPr>
+        <w:spacing w:after="0"/>
+        <w:rPr>
+          <w:sz w:val="20"/>
+          <w:szCs w:val="20"/>
+        </w:rPr>
+      </w:pPr>
+      <w:r>
+        <w:rPr>
+          <w:sz w:val="20"/>
+          <w:szCs w:val="20"/>
+        </w:rPr>
+        <w:t>If negotiable:</w:t>
+      </w:r>
+    </w:p>
+    <w:p>
+      <w:pPr>
+        <w:spacing w:after="0"/>
+        <w:rPr>
+          <w:sz w:val="20"/>
+          <w:szCs w:val="20"/>
+        </w:rPr>
+      </w:pPr>
+      <w:r>
+        <w:rPr>
+          <w:sz w:val="20"/>
+          <w:szCs w:val="20"/>
+        </w:rPr>
+        <w:t>Yes, my notice period is negotiable. I can request an early release and target joining within 30 days. I can also take benefit of my available earned leaves, if permitted, to reduce the notice period. If early release is not possible, I can explore the applicable notice-period buyout option.</w:t>
+      </w:r>
+      <w:r>
+        <w:rPr>
+          <w:sz w:val="20"/>
+          <w:szCs w:val="20"/>
+        </w:rPr>
+        <w:t xml:space="preserve"> But</w:t>
+      </w:r>
+      <w:r>
+        <w:rPr>
+          <w:sz w:val="20"/>
+          <w:szCs w:val="20"/>
+        </w:rPr>
+        <w:t xml:space="preserve"> </w:t>
+      </w:r>
+      <w:proofErr w:type="gramStart"/>
+      <w:r>
+        <w:rPr>
+          <w:sz w:val="20"/>
+          <w:szCs w:val="20"/>
+        </w:rPr>
+        <w:t>The</w:t>
+      </w:r>
+      <w:proofErr w:type="gramEnd"/>
+      <w:r>
+        <w:rPr>
+          <w:sz w:val="20"/>
+          <w:szCs w:val="20"/>
+        </w:rPr>
+        <w:t xml:space="preserve"> final joining date would depend on my current organization's approval</w:t>
+      </w:r>
+      <w:r>
+        <w:rPr>
+          <w:sz w:val="20"/>
+          <w:szCs w:val="20"/>
+        </w:rPr>
+        <w:pict w14:anchorId="7BBFF6DA">
+          <v:rect id="_x0000_i1033" style="width:0;height:1.5pt" o:hralign="center" o:hrstd="t" o:hr="t" fillcolor="#a0a0a0" stroked="f"/>
+        </w:pict>
+      </w:r>
+    </w:p>
+    <w:p>
+      <w:pPr>
+        <w:spacing w:after="0"/>
+        <w:rPr>
+          <w:sz w:val="20"/>
+          <w:szCs w:val="20"/>
+        </w:rPr>
+      </w:pPr>
+      <w:r>
+        <w:rPr>
+          <w:b/>
+          <w:bCs/>
+          <w:sz w:val="20"/>
+          <w:szCs w:val="20"/>
+        </w:rPr>
+        <w:t>10. “Why are you looking for a change?”</w:t>
+      </w:r>
+    </w:p>
+    <w:p>
+      <w:pPr>
+        <w:spacing w:after="0"/>
+        <w:rPr>
+          <w:b/>
+          <w:bCs/>
+          <w:sz w:val="20"/>
+          <w:szCs w:val="20"/>
+        </w:rPr>
+      </w:pPr>
+      <w:r>
+        <w:rPr>
+          <w:b/>
+          <w:bCs/>
+          <w:sz w:val="20"/>
+          <w:szCs w:val="20"/>
+        </w:rPr>
+        <w:t>Strong Answer</w:t>
+      </w:r>
+    </w:p>
+    <w:p>
+      <w:pPr>
+        <w:spacing w:after="0"/>
+        <w:rPr>
+          <w:sz w:val="20"/>
+          <w:szCs w:val="20"/>
+        </w:rPr>
+      </w:pPr>
+      <w:r>
+        <w:rPr>
+          <w:sz w:val="20"/>
+          <w:szCs w:val="20"/>
+        </w:rPr>
+        <w:t>I am looking for a new opportunity that provides greater technical challenges and growth in automation and SDET responsibilities.</w:t>
+      </w:r>
+    </w:p>
+    <w:p>
+      <w:pPr>
+        <w:spacing w:after="0"/>
+        <w:rPr>
+          <w:sz w:val="20"/>
+          <w:szCs w:val="20"/>
+        </w:rPr>
+      </w:pPr>
+      <w:r>
+        <w:rPr>
+          <w:sz w:val="20"/>
+          <w:szCs w:val="20"/>
+        </w:rPr>
+        <w:t>I want to work on larger-scale automation frameworks, API and UI automation, CI/CD, and quality engineering practices. I believe my current experience has given me a strong foundation, and I am now looking for an opportunity where I can take more ownership and continue growing technically.</w:t>
+      </w:r>
+    </w:p>
+    <w:p>
+      <w:pPr>
+        <w:spacing w:after="0"/>
+        <w:rPr>
+          <w:sz w:val="20"/>
+          <w:szCs w:val="20"/>
+        </w:rPr>
+      </w:pPr>
+      <w:r>
+        <w:rPr>
+          <w:sz w:val="20"/>
+          <w:szCs w:val="20"/>
+        </w:rPr>
+        <w:pict w14:anchorId="52CABB6E">
           <v:rect id="_x0000_i1034" style="width:0;height:1.5pt" o:hralign="center" o:hrstd="t" o:hr="t" fillcolor="#a0a0a0" stroked="f"/>
         </w:pict>
       </w:r>
@@ -1615,6 +1191,445 @@
           <w:sz w:val="20"/>
           <w:szCs w:val="20"/>
         </w:rPr>
+        <w:t>4. “What is your current role?”</w:t>
+      </w:r>
+    </w:p>
+    <w:p>
+      <w:pPr>
+        <w:spacing w:after="0"/>
+        <w:rPr>
+          <w:b/>
+          <w:bCs/>
+          <w:sz w:val="20"/>
+          <w:szCs w:val="20"/>
+        </w:rPr>
+      </w:pPr>
+      <w:r>
+        <w:rPr>
+          <w:b/>
+          <w:bCs/>
+          <w:sz w:val="20"/>
+          <w:szCs w:val="20"/>
+        </w:rPr>
+        <w:t>Answer</w:t>
+      </w:r>
+    </w:p>
+    <w:p>
+      <w:pPr>
+        <w:spacing w:after="0"/>
+        <w:rPr>
+          <w:sz w:val="20"/>
+          <w:szCs w:val="20"/>
+        </w:rPr>
+      </w:pPr>
+      <w:r>
+        <w:rPr>
+          <w:sz w:val="20"/>
+          <w:szCs w:val="20"/>
+        </w:rPr>
+        <w:t xml:space="preserve">Currently, I am working as a Software Test Engineer at </w:t>
+      </w:r>
+      <w:proofErr w:type="spellStart"/>
+      <w:r>
+        <w:rPr>
+          <w:sz w:val="20"/>
+          <w:szCs w:val="20"/>
+        </w:rPr>
+        <w:t>eFleet</w:t>
+      </w:r>
+      <w:proofErr w:type="spellEnd"/>
+      <w:r>
+        <w:rPr>
+          <w:sz w:val="20"/>
+          <w:szCs w:val="20"/>
+        </w:rPr>
+        <w:t xml:space="preserve"> Systems. My responsibilities include functional and automation testing, developing and maintaining Selenium-Python-</w:t>
+      </w:r>
+      <w:proofErr w:type="spellStart"/>
+      <w:r>
+        <w:rPr>
+          <w:sz w:val="20"/>
+          <w:szCs w:val="20"/>
+        </w:rPr>
+        <w:t>Pytest</w:t>
+      </w:r>
+      <w:proofErr w:type="spellEnd"/>
+      <w:r>
+        <w:rPr>
+          <w:sz w:val="20"/>
+          <w:szCs w:val="20"/>
+        </w:rPr>
+        <w:t xml:space="preserve"> automation frameworks, API testing, regression testing, CI/CD execution, defect analysis, and coordinating with developers and QA team members.</w:t>
+      </w:r>
+    </w:p>
+    <w:p>
+      <w:pPr>
+        <w:spacing w:after="0"/>
+        <w:rPr>
+          <w:sz w:val="20"/>
+          <w:szCs w:val="20"/>
+        </w:rPr>
+      </w:pPr>
+      <w:r>
+        <w:rPr>
+          <w:sz w:val="20"/>
+          <w:szCs w:val="20"/>
+        </w:rPr>
+        <w:t>I am also involved in improving automation coverage, maintaining reusable framework components, and executing tests through Jenkins and GitLab CI/CD.</w:t>
+      </w:r>
+    </w:p>
+    <w:p>
+      <w:pPr>
+        <w:spacing w:after="0"/>
+        <w:rPr>
+          <w:sz w:val="20"/>
+          <w:szCs w:val="20"/>
+        </w:rPr>
+      </w:pPr>
+      <w:r>
+        <w:rPr>
+          <w:sz w:val="20"/>
+          <w:szCs w:val="20"/>
+        </w:rPr>
+        <w:pict w14:anchorId="46853AC2">
+          <v:rect id="_x0000_i1035" style="width:0;height:1.5pt" o:hralign="center" o:hrstd="t" o:hr="t" fillcolor="#a0a0a0" stroked="f"/>
+        </w:pict>
+      </w:r>
+    </w:p>
+    <w:p>
+      <w:pPr>
+        <w:spacing w:after="0"/>
+        <w:rPr>
+          <w:b/>
+          <w:bCs/>
+          <w:sz w:val="20"/>
+          <w:szCs w:val="20"/>
+        </w:rPr>
+      </w:pPr>
+      <w:r>
+        <w:rPr>
+          <w:b/>
+          <w:bCs/>
+          <w:sz w:val="20"/>
+          <w:szCs w:val="20"/>
+        </w:rPr>
+        <w:t>5. “What technologies do you work with?”</w:t>
+      </w:r>
+    </w:p>
+    <w:p>
+      <w:pPr>
+        <w:spacing w:after="0"/>
+        <w:rPr>
+          <w:b/>
+          <w:bCs/>
+          <w:sz w:val="20"/>
+          <w:szCs w:val="20"/>
+        </w:rPr>
+      </w:pPr>
+      <w:r>
+        <w:rPr>
+          <w:b/>
+          <w:bCs/>
+          <w:sz w:val="20"/>
+          <w:szCs w:val="20"/>
+        </w:rPr>
+        <w:t>Answer</w:t>
+      </w:r>
+    </w:p>
+    <w:p>
+      <w:pPr>
+        <w:spacing w:after="0"/>
+        <w:rPr>
+          <w:sz w:val="20"/>
+          <w:szCs w:val="20"/>
+        </w:rPr>
+      </w:pPr>
+      <w:r>
+        <w:rPr>
+          <w:sz w:val="20"/>
+          <w:szCs w:val="20"/>
+        </w:rPr>
+        <w:lastRenderedPageBreak/>
+        <w:t xml:space="preserve">My primary technology stack includes Python, Selenium, </w:t>
+      </w:r>
+      <w:proofErr w:type="spellStart"/>
+      <w:r>
+        <w:rPr>
+          <w:sz w:val="20"/>
+          <w:szCs w:val="20"/>
+        </w:rPr>
+        <w:t>Pytest</w:t>
+      </w:r>
+      <w:proofErr w:type="spellEnd"/>
+      <w:r>
+        <w:rPr>
+          <w:sz w:val="20"/>
+          <w:szCs w:val="20"/>
+        </w:rPr>
+        <w:t>, Playwright, API testing with Requests, SQL, Git, Jenkins, and CI/CD.</w:t>
+      </w:r>
+    </w:p>
+    <w:p>
+      <w:pPr>
+        <w:spacing w:after="0"/>
+        <w:rPr>
+          <w:sz w:val="20"/>
+          <w:szCs w:val="20"/>
+        </w:rPr>
+      </w:pPr>
+      <w:r>
+        <w:rPr>
+          <w:sz w:val="20"/>
+          <w:szCs w:val="20"/>
+        </w:rPr>
+        <w:t>I also have experience with Java Selenium TestNG and Rest Assured, along with Page Object Model, hybrid frameworks, data-driven testing, logging, reporting, and parallel execution.</w:t>
+      </w:r>
+    </w:p>
+    <w:p>
+      <w:pPr>
+        <w:spacing w:after="0"/>
+        <w:rPr>
+          <w:sz w:val="20"/>
+          <w:szCs w:val="20"/>
+        </w:rPr>
+      </w:pPr>
+      <w:r>
+        <w:rPr>
+          <w:sz w:val="20"/>
+          <w:szCs w:val="20"/>
+        </w:rPr>
+        <w:pict w14:anchorId="3937F022">
+          <v:rect id="_x0000_i1036" style="width:0;height:1.5pt" o:hralign="center" o:hrstd="t" o:hr="t" fillcolor="#a0a0a0" stroked="f"/>
+        </w:pict>
+      </w:r>
+    </w:p>
+    <w:p>
+      <w:pPr>
+        <w:spacing w:after="0"/>
+        <w:rPr>
+          <w:b/>
+          <w:bCs/>
+          <w:sz w:val="20"/>
+          <w:szCs w:val="20"/>
+        </w:rPr>
+      </w:pPr>
+      <w:r>
+        <w:rPr>
+          <w:b/>
+          <w:bCs/>
+          <w:sz w:val="20"/>
+          <w:szCs w:val="20"/>
+        </w:rPr>
+        <w:t>23. “Have you worked on automation frameworks?”</w:t>
+      </w:r>
+    </w:p>
+    <w:p>
+      <w:pPr>
+        <w:spacing w:after="0"/>
+        <w:rPr>
+          <w:b/>
+          <w:bCs/>
+          <w:sz w:val="20"/>
+          <w:szCs w:val="20"/>
+        </w:rPr>
+      </w:pPr>
+      <w:r>
+        <w:rPr>
+          <w:b/>
+          <w:bCs/>
+          <w:sz w:val="20"/>
+          <w:szCs w:val="20"/>
+        </w:rPr>
+        <w:t>Answer</w:t>
+      </w:r>
+    </w:p>
+    <w:p>
+      <w:pPr>
+        <w:spacing w:after="0"/>
+        <w:rPr>
+          <w:sz w:val="20"/>
+          <w:szCs w:val="20"/>
+        </w:rPr>
+      </w:pPr>
+      <w:r>
+        <w:rPr>
+          <w:sz w:val="20"/>
+          <w:szCs w:val="20"/>
+        </w:rPr>
+        <w:t>Yes. I have hands-on experience developing and maintaining automation frameworks using Page Object Model, reusable utilities, fixtures, configuration management, test-data handling, logging, reporting, parameterization, and parallel execution.</w:t>
+      </w:r>
+    </w:p>
+    <w:p>
+      <w:pPr>
+        <w:spacing w:after="0"/>
+        <w:rPr>
+          <w:sz w:val="20"/>
+          <w:szCs w:val="20"/>
+        </w:rPr>
+      </w:pPr>
+      <w:r>
+        <w:rPr>
+          <w:sz w:val="20"/>
+          <w:szCs w:val="20"/>
+        </w:rPr>
+        <w:t>My focus is to make the framework maintainable, scalable, and easy for other QA engineers to use.</w:t>
+      </w:r>
+    </w:p>
+    <w:p>
+      <w:pPr>
+        <w:spacing w:after="0"/>
+        <w:rPr>
+          <w:sz w:val="20"/>
+          <w:szCs w:val="20"/>
+        </w:rPr>
+      </w:pPr>
+      <w:r>
+        <w:rPr>
+          <w:sz w:val="20"/>
+          <w:szCs w:val="20"/>
+        </w:rPr>
+        <w:pict w14:anchorId="3F786264">
+          <v:rect id="_x0000_i1037" style="width:0;height:1.5pt" o:hralign="center" o:hrstd="t" o:hr="t" fillcolor="#a0a0a0" stroked="f"/>
+        </w:pict>
+      </w:r>
+    </w:p>
+    <w:p>
+      <w:pPr>
+        <w:spacing w:after="0"/>
+        <w:rPr>
+          <w:b/>
+          <w:bCs/>
+          <w:sz w:val="20"/>
+          <w:szCs w:val="20"/>
+        </w:rPr>
+      </w:pPr>
+      <w:r>
+        <w:rPr>
+          <w:b/>
+          <w:bCs/>
+          <w:sz w:val="20"/>
+          <w:szCs w:val="20"/>
+        </w:rPr>
+        <w:t>27. “Have you led a team?”</w:t>
+      </w:r>
+    </w:p>
+    <w:p>
+      <w:pPr>
+        <w:spacing w:after="0"/>
+        <w:rPr>
+          <w:b/>
+          <w:bCs/>
+          <w:sz w:val="20"/>
+          <w:szCs w:val="20"/>
+        </w:rPr>
+      </w:pPr>
+      <w:r>
+        <w:rPr>
+          <w:b/>
+          <w:bCs/>
+          <w:sz w:val="20"/>
+          <w:szCs w:val="20"/>
+        </w:rPr>
+        <w:t>Answer</w:t>
+      </w:r>
+    </w:p>
+    <w:p>
+      <w:pPr>
+        <w:spacing w:after="0"/>
+        <w:rPr>
+          <w:sz w:val="20"/>
+          <w:szCs w:val="20"/>
+        </w:rPr>
+      </w:pPr>
+      <w:r>
+        <w:rPr>
+          <w:sz w:val="20"/>
+          <w:szCs w:val="20"/>
+        </w:rPr>
+        <w:t xml:space="preserve">Yes. In my current role, I have been involved in team coordination and QA activities, including assigning testing activities, reviewing progress, supporting team members with automation issues, </w:t>
+      </w:r>
+      <w:r>
+        <w:rPr>
+          <w:sz w:val="20"/>
+          <w:szCs w:val="20"/>
+        </w:rPr>
+        <w:t>analysing</w:t>
+      </w:r>
+      <w:r>
+        <w:rPr>
+          <w:sz w:val="20"/>
+          <w:szCs w:val="20"/>
+        </w:rPr>
+        <w:t xml:space="preserve"> failures, and coordinating with development and other stakeholders.</w:t>
+      </w:r>
+    </w:p>
+    <w:p>
+      <w:pPr>
+        <w:spacing w:after="0"/>
+        <w:rPr>
+          <w:sz w:val="20"/>
+          <w:szCs w:val="20"/>
+        </w:rPr>
+      </w:pPr>
+      <w:r>
+        <w:rPr>
+          <w:sz w:val="20"/>
+          <w:szCs w:val="20"/>
+        </w:rPr>
+        <w:t>If asked specifically about number:</w:t>
+      </w:r>
+    </w:p>
+    <w:p>
+      <w:pPr>
+        <w:spacing w:after="0"/>
+        <w:rPr>
+          <w:sz w:val="20"/>
+          <w:szCs w:val="20"/>
+        </w:rPr>
+      </w:pPr>
+      <w:r>
+        <w:rPr>
+          <w:sz w:val="20"/>
+          <w:szCs w:val="20"/>
+        </w:rPr>
+        <w:t>I have experience coordinating a QA team of around six members.</w:t>
+      </w:r>
+    </w:p>
+    <w:p>
+      <w:pPr>
+        <w:spacing w:after="0"/>
+        <w:rPr>
+          <w:sz w:val="20"/>
+          <w:szCs w:val="20"/>
+        </w:rPr>
+      </w:pPr>
+      <w:r>
+        <w:rPr>
+          <w:sz w:val="20"/>
+          <w:szCs w:val="20"/>
+        </w:rPr>
+        <w:pict w14:anchorId="2CC73214">
+          <v:rect id="_x0000_i1038" style="width:0;height:1.5pt" o:hralign="center" o:hrstd="t" o:hr="t" fillcolor="#a0a0a0" stroked="f"/>
+        </w:pict>
+      </w:r>
+    </w:p>
+    <w:p>
+      <w:pPr>
+        <w:spacing w:after="0"/>
+        <w:rPr>
+          <w:b/>
+          <w:bCs/>
+          <w:sz w:val="20"/>
+          <w:szCs w:val="20"/>
+        </w:rPr>
+      </w:pPr>
+      <w:r>
+        <w:rPr>
+          <w:b/>
+          <w:bCs/>
+          <w:sz w:val="20"/>
+          <w:szCs w:val="20"/>
+        </w:rPr>
         <w:t>33. “Where are you currently located?”</w:t>
       </w:r>
     </w:p>
@@ -1647,24 +1662,29 @@
           <w:sz w:val="20"/>
           <w:szCs w:val="20"/>
         </w:rPr>
-        <w:t>I am currently based in [City]. I am open to opportunities in [preferred locations] and remote/hybrid opportunities depending on the role.</w:t>
-      </w:r>
-    </w:p>
-    <w:p>
-      <w:pPr>
-        <w:spacing w:after="0"/>
-        <w:rPr>
-          <w:sz w:val="20"/>
-          <w:szCs w:val="20"/>
-        </w:rPr>
-      </w:pPr>
+        <w:t xml:space="preserve">I am currently based in Gurugram. I am open to opportunities across </w:t>
+      </w:r>
+      <w:r>
+        <w:rPr>
+          <w:sz w:val="20"/>
+          <w:szCs w:val="20"/>
+        </w:rPr>
+        <w:t>India,</w:t>
+      </w:r>
+      <w:r>
+        <w:rPr>
+          <w:sz w:val="20"/>
+          <w:szCs w:val="20"/>
+        </w:rPr>
+        <w:t xml:space="preserve"> and I am willing to relocate to any location based on the role and business requirements. If you have specific city options for this position, I would be happy to consider and select from those locations. I am also comfortable with remote or hybrid opportunities, depending on the company's work model.</w:t>
+      </w:r>
       <w:r>
         <w:rPr>
           <w:sz w:val="20"/>
           <w:szCs w:val="20"/>
         </w:rPr>
         <w:pict w14:anchorId="70D8F7B7">
-          <v:rect id="_x0000_i1035" style="width:0;height:1.5pt" o:hralign="center" o:hrstd="t" o:hr="t" fillcolor="#a0a0a0" stroked="f"/>
+          <v:rect id="_x0000_i1039" style="width:0;height:1.5pt" o:hralign="center" o:hrstd="t" o:hr="t" fillcolor="#a0a0a0" stroked="f"/>
         </w:pict>
       </w:r>
     </w:p>
@@ -2637,6 +2657,7 @@
           <w:sz w:val="20"/>
           <w:szCs w:val="20"/>
         </w:rPr>
+        <w:lastRenderedPageBreak/>
         <w:t>I am now looking for an SDET or QA Automation opportunity where I can take more technical ownership, work on scalable automation solutions, and continue growing in quality engineering.</w:t>
       </w:r>
     </w:p>
@@ -3101,7 +3122,6 @@
     <w:next w:val="Normal"/>
     <w:link w:val="Heading3Char"/>
     <w:uiPriority w:val="9"/>
-    <w:semiHidden/>
     <w:unhideWhenUsed/>
     <w:qFormat/>
     <w:rsid w:val="00043127"/>
@@ -3253,7 +3273,6 @@
   <w:style w:type="character" w:default="1" w:styleId="DefaultParagraphFont">
     <w:name w:val="Default Paragraph Font"/>
     <w:uiPriority w:val="1"/>
-    <w:semiHidden/>
     <w:unhideWhenUsed/>
   </w:style>
   <w:style w:type="table" w:default="1" w:styleId="TableNormal">
@@ -3309,7 +3328,6 @@
     <w:basedOn w:val="DefaultParagraphFont"/>
     <w:link w:val="Heading3"/>
     <w:uiPriority w:val="9"/>
-    <w:semiHidden/>
     <w:rsid w:val="00043127"/>
     <w:rPr>
       <w:rFonts w:eastAsiaTheme="majorEastAsia" w:cstheme="majorBidi"/>
